--- a/egerak-v2/public/templates/lampiran-a-template.docx
+++ b/egerak-v2/public/templates/lampiran-a-template.docx
@@ -1738,6 +1738,10 @@
         <w:spacing w:after="0" w:line="259" w:lineRule="auto"/>
         <w:ind w:left="1051" w:firstLine="0"/>
         <w:jc w:val="center"/>
+        <w:rPr>
+          <w:rFonts w:eastAsiaTheme="minorEastAsia" w:hint="eastAsia"/>
+          <w:lang w:eastAsia="zh-CN"/>
+        </w:rPr>
       </w:pPr>
       <w:r>
         <w:t xml:space="preserve"> </w:t>
@@ -1750,46 +1754,88 @@
         </w:tabs>
         <w:ind w:left="-15" w:firstLine="0"/>
         <w:jc w:val="left"/>
-      </w:pPr>
-      <w:r>
+        <w:rPr>
+          <w:sz w:val="16"/>
+          <w:szCs w:val="16"/>
+        </w:rPr>
+      </w:pPr>
+      <w:r>
+        <w:rPr>
+          <w:sz w:val="16"/>
+          <w:szCs w:val="16"/>
+        </w:rPr>
         <w:t xml:space="preserve">Nota </w:t>
       </w:r>
       <w:r>
-        <w:tab/>
+        <w:rPr>
+          <w:rFonts w:eastAsiaTheme="minorEastAsia" w:hint="eastAsia"/>
+          <w:sz w:val="16"/>
+          <w:szCs w:val="16"/>
+          <w:lang w:eastAsia="zh-CN"/>
+        </w:rPr>
+        <w:t xml:space="preserve">        </w:t>
+      </w:r>
+      <w:r>
+        <w:rPr>
+          <w:sz w:val="16"/>
+          <w:szCs w:val="16"/>
+        </w:rPr>
         <w:t xml:space="preserve">*   Sila potong mana-mana yang tidak berkenaan </w:t>
       </w:r>
     </w:p>
     <w:p>
       <w:pPr>
         <w:ind w:left="730" w:right="27"/>
-      </w:pPr>
-      <w:r>
+        <w:rPr>
+          <w:sz w:val="16"/>
+          <w:szCs w:val="16"/>
+        </w:rPr>
+      </w:pPr>
+      <w:r>
+        <w:rPr>
+          <w:sz w:val="16"/>
+          <w:szCs w:val="16"/>
+        </w:rPr>
         <w:t xml:space="preserve">** Jarak perjalanan yang melebihi 240 km sehala dari  Ibu Pejabat adalah layak dipertimbangkan elaun tambang gantian         </w:t>
       </w:r>
       <w:r>
+        <w:rPr>
+          <w:sz w:val="16"/>
+          <w:szCs w:val="16"/>
+        </w:rPr>
         <w:t xml:space="preserve">   </w:t>
       </w:r>
     </w:p>
     <w:p>
       <w:pPr>
         <w:ind w:left="730" w:right="27"/>
-      </w:pPr>
-      <w:r>
-        <w:t xml:space="preserve">     </w:t>
-      </w:r>
-      <w:r>
-        <w:t xml:space="preserve">kapal terbang atau keretapi. </w:t>
+        <w:rPr>
+          <w:sz w:val="16"/>
+          <w:szCs w:val="16"/>
+        </w:rPr>
+      </w:pPr>
+      <w:r>
+        <w:rPr>
+          <w:sz w:val="16"/>
+          <w:szCs w:val="16"/>
+        </w:rPr>
+        <w:t xml:space="preserve">     kapal terbang atau keretapi. </w:t>
       </w:r>
     </w:p>
     <w:p>
       <w:pPr>
         <w:ind w:left="912" w:right="27"/>
-      </w:pPr>
-      <w:r>
-        <w:t xml:space="preserve"> </w:t>
-      </w:r>
-      <w:r>
-        <w:t xml:space="preserve">Para 4.7.3 Pekeliling Perbendaharaan Bil 3 Tahun 2003 &amp; Bab B perkara 22 dirujuk. </w:t>
+        <w:rPr>
+          <w:sz w:val="16"/>
+          <w:szCs w:val="16"/>
+        </w:rPr>
+      </w:pPr>
+      <w:r>
+        <w:rPr>
+          <w:sz w:val="16"/>
+          <w:szCs w:val="16"/>
+        </w:rPr>
+        <w:t xml:space="preserve"> Para 4.7.3 Pekeliling Perbendaharaan Bil 3 Tahun 2003 &amp; Bab B perkara 22 dirujuk. </w:t>
       </w:r>
     </w:p>
     <w:p>

--- a/egerak-v2/public/templates/lampiran-a-template.docx
+++ b/egerak-v2/public/templates/lampiran-a-template.docx
@@ -306,6 +306,7 @@
         <w:tc>
           <w:tcPr>
             <w:tcW w:w="2520" w:type="dxa"/>
+            <w:noWrap/>
             <w:tcBorders>
               <w:top w:val="single" w:sz="4" w:space="0" w:color="000000"/>
               <w:left w:val="single" w:sz="4" w:space="0" w:color="000000"/>
@@ -440,6 +441,7 @@
         <w:tc>
           <w:tcPr>
             <w:tcW w:w="2520" w:type="dxa"/>
+            <w:noWrap/>
             <w:tcBorders>
               <w:top w:val="single" w:sz="4" w:space="0" w:color="000000"/>
               <w:left w:val="single" w:sz="4" w:space="0" w:color="000000"/>
@@ -471,7 +473,8 @@
             </w:pPr>
             <w:r>
               <w:rPr>
-                <w:b/>
+                <w:sz w:val="18"/>
+                <w:szCs w:val="18"/>
               </w:rPr>
               <w:t>[[tempoh]]</w:t>
             </w:r>
@@ -1276,10 +1279,7 @@
         <w:tab/>
       </w:r>
       <w:r>
-        <w:t>Tarik</w:t>
-      </w:r>
-      <w:r>
-        <w:t>h</w:t>
+        <w:t xml:space="preserve">Tarikh </w:t>
       </w:r>
       <w:r>
         <w:tab/>

--- a/egerak-v2/public/templates/lampiran-a-template.docx
+++ b/egerak-v2/public/templates/lampiran-a-template.docx
@@ -1270,7 +1270,7 @@
         <w:t>:</w:t>
       </w:r>
       <w:r>
-        <w:t xml:space="preserve">  </w:t>
+        <w:t xml:space="preserve">            </w:t>
       </w:r>
       <w:r>
         <w:t xml:space="preserve"> </w:t>

--- a/egerak-v2/public/templates/lampiran-a-template.docx
+++ b/egerak-v2/public/templates/lampiran-a-template.docx
@@ -1541,9 +1541,6 @@
                                     <w:ind w:left="0"/>
                                     <w:jc w:val="center"/>
                                   </w:pPr>
-                                  <w:r>
-                                    <w:sym w:font="Wingdings" w:char="F0FC"/>
-                                  </w:r>
                                 </w:p>
                               </w:txbxContent>
                             </wps:txbx>
@@ -1569,9 +1566,6 @@
                               <w:ind w:left="0"/>
                               <w:jc w:val="center"/>
                             </w:pPr>
-                            <w:r>
-                              <w:sym w:font="Wingdings" w:char="F0FC"/>
-                            </w:r>
                           </w:p>
                         </w:txbxContent>
                       </v:textbox>

--- a/egerak-v2/public/templates/lampiran-a-template.docx
+++ b/egerak-v2/public/templates/lampiran-a-template.docx
@@ -1592,9 +1592,6 @@
               <w:t xml:space="preserve">Adalah disahkan pegawai ini *perlu / </w:t>
             </w:r>
             <w:r>
-              <w:rPr>
-                <w:strike/>
-              </w:rPr>
               <w:t>tidak perlu</w:t>
             </w:r>
             <w:r>
